--- a/courts/eighth-circuit/north-dakota/state/supreme-court/petition-for-writ/usage/OUTPUT-petition-for-writ.docx
+++ b/courts/eighth-circuit/north-dakota/state/supreme-court/petition-for-writ/usage/OUTPUT-petition-for-writ.docx
@@ -7832,19 +7832,7 @@
         <w:t xml:space="preserve"> </w:t>
       </w:r>
       <w:r>
-        <w:t xml:space="preserve">§2, N.D. Cent. Code § 27</w:t>
-      </w:r>
-      <w:r>
-        <w:noBreakHyphen/>
-      </w:r>
-      <w:r>
-        <w:t xml:space="preserve">02</w:t>
-      </w:r>
-      <w:r>
-        <w:noBreakHyphen/>
-      </w:r>
-      <w:r>
-        <w:t xml:space="preserve">04,</w:t>
+        <w:t xml:space="preserve">§2, N.D. Cent. Code § 27-⁠02-⁠04,</w:t>
       </w:r>
       <w:r>
         <w:t xml:space="preserve"> </w:t>
@@ -8126,7 +8114,7 @@
         <w:t xml:space="preserve"> </w:t>
       </w:r>
       <w:r>
-        <w:t xml:space="preserve">“such original and remedial writs as may be necessary . . . .”</w:t>
+        <w:t xml:space="preserve">“such original and remedial writs as may be necessary ⁠. ⁠. ⁠. ⁠.”</w:t>
       </w:r>
       <w:r>
         <w:t xml:space="preserve"> </w:t>
@@ -8869,7 +8857,7 @@
         <w:t xml:space="preserve">v. Stamps</w:t>
       </w:r>
       <w:r>
-        <w:t xml:space="preserve">, 352 P.3d 1275, 1277 (Okla. Civ. Ct . App. 2014) (stating that the right to choose one’s counsel is</w:t>
+        <w:t xml:space="preserve">, 352 P.3d 1275, 1277 (Okla. Civ. Ct ⁠. App. 2014) (stating that the right to choose one’s counsel is</w:t>
       </w:r>
       <w:r>
         <w:t xml:space="preserve"> </w:t>
@@ -9722,7 +9710,7 @@
         <w:t xml:space="preserve"> </w:t>
       </w:r>
       <w:r>
-        <w:t xml:space="preserve">which applies to “Organization as Client.” Rule 1.13 does not come into play, because as noted above in a derivative action, the attorney does not represent the entity. Comment 12 to Rule 1.13 actually helps makes this clear as it notes: “ Under generally prevailing law, the shareholders or members of a corporation may bring suit to compel the directors to perform their legal obligations in the supervision of the organization. . . . Such an action may be brought nominally by the organization, but usually is, in fact, a legal controversy over management of the organization.” (Emphasis added).</w:t>
+        <w:t xml:space="preserve">which applies to “Organization as Client.” Rule 1.13 does not come into play, because as noted above in a derivative action, the attorney does not represent the entity. Comment 12 to Rule 1.13 actually helps makes this clear as it notes: “ Under generally prevailing law, the shareholders or members of a corporation may bring suit to compel the directors to perform their legal obligations in the supervision of the organization. ⁠. ⁠. ⁠. Such an action may be brought nominally by the organization, but usually is, in fact, a legal controversy over management of the organization.” (Emphasis added).</w:t>
       </w:r>
       <w:r>
         <w:t xml:space="preserve"> </w:t>
@@ -11236,19 +11224,7 @@
         <w:t xml:space="preserve"> </w:t>
       </w:r>
       <w:r>
-        <w:t xml:space="preserve">Counsel for Weigel is separately in the process of more formally seeking a continuance and/​or stay and anticipates it will be necessary to seek the same in both the District Court and before this Court as District Court staff has indicated Judge McCullough does not have availability prior to the scheduled September 29, 2025, hearings. As noted above, Weigel will also be filing a Notice of Appeal and such divests the District Court of Jurisdiction such that the September 29, 2025, hearings should not proceed and the District Court would lack jurisdiction to enter any orders in relation to the same. See, e.g., N.D.C.C. § 28</w:t>
-      </w:r>
-      <w:r>
-        <w:noBreakHyphen/>
-      </w:r>
-      <w:r>
-        <w:t xml:space="preserve">27</w:t>
-      </w:r>
-      <w:r>
-        <w:noBreakHyphen/>
-      </w:r>
-      <w:r>
-        <w:t xml:space="preserve">24;</w:t>
+        <w:t xml:space="preserve">Counsel for Weigel is separately in the process of more formally seeking a continuance and/​or stay and anticipates it will be necessary to seek the same in both the District Court and before this Court as District Court staff has indicated Judge McCullough does not have availability prior to the scheduled September 29, 2025, hearings. As noted above, Weigel will also be filing a Notice of Appeal and such divests the District Court of Jurisdiction such that the September 29, 2025, hearings should not proceed and the District Court would lack jurisdiction to enter any orders in relation to the same. See, e.g., N.D.C.C. § 28-⁠27-⁠24;</w:t>
       </w:r>
       <w:r>
         <w:t xml:space="preserve"> </w:t>
@@ -12031,6 +12007,7 @@
     <w:unhideWhenUsed/>
     <w:qFormat/>
     <w:pPr>
+      <w:keepLines/>
       <w:spacing w:before="0" w:after="140" w:line="552" w:lineRule="exact"/>
     </w:pPr>
     <w:rPr>
@@ -12281,6 +12258,33 @@
     <w:pPr>
       <w:spacing w:before="0" w:after="0" w:line="552" w:lineRule="exact"/>
       <w:ind w:left="2160" w:hanging="720"/>
+    </w:pPr>
+  </w:style>
+  <w:style w:type="paragraph" w:customStyle="1" w:styleId="XdQuoteList1">
+    <w:name w:val="Xd Quote List 1"/>
+    <w:basedOn w:val="Normal"/>
+    <w:qFormat/>
+    <w:pPr>
+      <w:spacing w:before="0" w:after="0" w:line="276" w:lineRule="exact"/>
+      <w:ind w:left="1440" w:right="720" w:hanging="720"/>
+    </w:pPr>
+  </w:style>
+  <w:style w:type="paragraph" w:customStyle="1" w:styleId="XdQuoteList2">
+    <w:name w:val="Xd Quote List 2"/>
+    <w:basedOn w:val="Normal"/>
+    <w:qFormat/>
+    <w:pPr>
+      <w:spacing w:before="0" w:after="0" w:line="276" w:lineRule="exact"/>
+      <w:ind w:left="2160" w:right="720" w:hanging="720"/>
+    </w:pPr>
+  </w:style>
+  <w:style w:type="paragraph" w:customStyle="1" w:styleId="XdQuoteList3">
+    <w:name w:val="Xd Quote List 3"/>
+    <w:basedOn w:val="Normal"/>
+    <w:qFormat/>
+    <w:pPr>
+      <w:spacing w:before="0" w:after="0" w:line="276" w:lineRule="exact"/>
+      <w:ind w:left="2880" w:right="720" w:hanging="720"/>
     </w:pPr>
   </w:style>
   <w:style w:type="paragraph" w:customStyle="1" w:styleId="XdQuoteOnly">

--- a/courts/eighth-circuit/north-dakota/state/supreme-court/petition-for-writ/usage/OUTPUT-petition-for-writ.docx
+++ b/courts/eighth-circuit/north-dakota/state/supreme-court/petition-for-writ/usage/OUTPUT-petition-for-writ.docx
@@ -223,11 +223,7 @@
           <w:b/>
           <w:bCs/>
         </w:rPr>
-        <w:t xml:space="preserve">09</w:t>
-        <w:noBreakHyphen/>
-        <w:t xml:space="preserve">2025-CV</w:t>
-        <w:noBreakHyphen/>
-        <w:t xml:space="preserve">02257</w:t>
+        <w:t xml:space="preserve">09-⁠2025-CV-⁠02257</w:t>
       </w:r>
     </w:p>
     <w:p>
@@ -887,9 +883,7 @@
               <w:t xml:space="preserve"> </w:t>
             </w:r>
             <w:r>
-              <w:t xml:space="preserve">478</w:t>
-              <w:noBreakHyphen/>
-              <w:t xml:space="preserve">7620</w:t>
+              <w:t xml:space="preserve">478-⁠7620</w:t>
             </w:r>
           </w:p>
           <w:p>
@@ -2207,11 +2201,7 @@
         <w:t xml:space="preserve"> </w:t>
       </w:r>
       <w:r>
-        <w:t xml:space="preserve">27</w:t>
-        <w:noBreakHyphen/>
-        <w:t xml:space="preserve">02</w:t>
-        <w:noBreakHyphen/>
-        <w:t xml:space="preserve">04</w:t>
+        <w:t xml:space="preserve">27-⁠02-⁠04</w:t>
       </w:r>
       <w:r>
         <w:t xml:space="preserve">   </w:t>
@@ -2245,11 +2235,7 @@
         <w:t xml:space="preserve"> </w:t>
       </w:r>
       <w:r>
-        <w:t xml:space="preserve">28</w:t>
-        <w:noBreakHyphen/>
-        <w:t xml:space="preserve">27</w:t>
-        <w:noBreakHyphen/>
-        <w:t xml:space="preserve">24</w:t>
+        <w:t xml:space="preserve">28-⁠27-⁠24</w:t>
       </w:r>
       <w:r>
         <w:t xml:space="preserve">   </w:t>
@@ -5689,9 +5675,7 @@
         <w:t xml:space="preserve"> </w:t>
       </w:r>
       <w:r>
-        <w:t xml:space="preserve">3:15:cv</w:t>
-        <w:noBreakHyphen/>
-        <w:t xml:space="preserve">188</w:t>
+        <w:t xml:space="preserve">3:15:cv-⁠188</w:t>
       </w:r>
       <w:r>
         <w:t xml:space="preserve"> </w:t>
@@ -7114,13 +7098,7 @@
         <w:t xml:space="preserve">Voracheck v. Citizen’s State Bank of Larkin</w:t>
       </w:r>
       <w:r>
-        <w:t xml:space="preserve">, 421 N.W.2d 45 (N.D. 1988), where the attorney in that case had, unlike the present case, been counsel for Citizen’s State Bank prior to litigation beginning. (R.51:¶¶11</w:t>
-      </w:r>
-      <w:r>
-        <w:noBreakHyphen/>
-      </w:r>
-      <w:r>
-        <w:t xml:space="preserve">12). Here Fremstad’s representation only began in relation to the Complaint and TRO.</w:t>
+        <w:t xml:space="preserve">, 421 N.W.2d 45 (N.D. 1988), where the attorney in that case had, unlike the present case, been counsel for Citizen’s State Bank prior to litigation beginning. (R.51:¶¶11-⁠12). Here Fremstad’s representation only began in relation to the Complaint and TRO.</w:t>
       </w:r>
     </w:p>
     <w:p>
@@ -7676,13 +7654,7 @@
         <w:pStyle w:val="BodyText"/>
       </w:pPr>
       <w:r>
-        <w:t xml:space="preserve">[¶ 50] In sum, Weigel and Albertson were on paper 50</w:t>
-      </w:r>
-      <w:r>
-        <w:noBreakHyphen/>
-      </w:r>
-      <w:r>
-        <w:t xml:space="preserve">50 owners, but Albertson had abandoned Veritas and started a separate business, but was still getting paid and was causing serious banking and other issues. Given this Weigel needed to do something to protect himself and derivatively Veritas and its employees, and brought this suit and also sought a Temporary Restraining Order. The Claims listed in the Complaint included Count I, Breach of Fiduciary Duty; Count II, Dissociation of Member; Count III, Unjust Enrichment; Count IV, Conversion; Count V, Libel and Liber Per Se; Count VI, Intentional Interference with Contract; Count VII, Unlawful Interference with Business; and, Count VIII, Injunctive Relief. The requested injunctive relief included</w:t>
+        <w:t xml:space="preserve">[¶ 50] In sum, Weigel and Albertson were on paper 50-⁠50 owners, but Albertson had abandoned Veritas and started a separate business, but was still getting paid and was causing serious banking and other issues. Given this Weigel needed to do something to protect himself and derivatively Veritas and its employees, and brought this suit and also sought a Temporary Restraining Order. The Claims listed in the Complaint included Count I, Breach of Fiduciary Duty; Count II, Dissociation of Member; Count III, Unjust Enrichment; Count IV, Conversion; Count V, Libel and Liber Per Se; Count VI, Intentional Interference with Contract; Count VII, Unlawful Interference with Business; and, Count VIII, Injunctive Relief. The requested injunctive relief included</w:t>
       </w:r>
       <w:r>
         <w:t xml:space="preserve"> </w:t>
@@ -8893,13 +8865,7 @@
         <w:t xml:space="preserve">v. DVA Renal Healthcare, Inc.</w:t>
       </w:r>
       <w:r>
-        <w:t xml:space="preserve">, 3:15:cv</w:t>
-      </w:r>
-      <w:r>
-        <w:noBreakHyphen/>
-      </w:r>
-      <w:r>
-        <w:t xml:space="preserve">188, at 3 (D. Conn. 2015);</w:t>
+        <w:t xml:space="preserve">, 3:15:cv-⁠188, at 3 (D. Conn. 2015);</w:t>
       </w:r>
       <w:r>
         <w:t xml:space="preserve"> </w:t>
@@ -9871,13 +9837,7 @@
         <w:t xml:space="preserve">Vorachek</w:t>
       </w:r>
       <w:r>
-        <w:t xml:space="preserve">, the same attorney simultaneously represented a bank and individual defendants accused of siphoning money from that very bank. The North Dakota Supreme Court concluded disqualification was necessary because the attorney was literally on both sides of the same transaction—representing the entity victim and the alleged wrongdoers at the same time. (R.51:5:¶11</w:t>
-      </w:r>
-      <w:r>
-        <w:noBreakHyphen/>
-      </w:r>
-      <w:r>
-        <w:t xml:space="preserve">15). That situation is categorically different from the present case. Here, Fremstad has never represented Veritas as an entity, has never been retained by Veritas, and has never provided legal advice to its board. The only client is Mr. Weigel, as confirmed by the written retainer agreement and sworn declarations (R.50; R.51). The derivative claims are simply a procedural vehicle to test ownership and fiduciary issues between Weigel and Albertson, not evidence of dual representation. Ignoring Weigel’s briefing on this distinction, the District Court effectively treated</w:t>
+        <w:t xml:space="preserve">, the same attorney simultaneously represented a bank and individual defendants accused of siphoning money from that very bank. The North Dakota Supreme Court concluded disqualification was necessary because the attorney was literally on both sides of the same transaction—representing the entity victim and the alleged wrongdoers at the same time. (R.51:5:¶11-⁠15). That situation is categorically different from the present case. Here, Fremstad has never represented Veritas as an entity, has never been retained by Veritas, and has never provided legal advice to its board. The only client is Mr. Weigel, as confirmed by the written retainer agreement and sworn declarations (R.50; R.51). The derivative claims are simply a procedural vehicle to test ownership and fiduciary issues between Weigel and Albertson, not evidence of dual representation. Ignoring Weigel’s briefing on this distinction, the District Court effectively treated</w:t>
       </w:r>
       <w:r>
         <w:t xml:space="preserve"> </w:t>
@@ -10917,9 +10877,7 @@
               <w:t xml:space="preserve"> </w:t>
             </w:r>
             <w:r>
-              <w:t xml:space="preserve">478</w:t>
-              <w:noBreakHyphen/>
-              <w:t xml:space="preserve">7620</w:t>
+              <w:t xml:space="preserve">478-⁠7620</w:t>
             </w:r>
           </w:p>
           <w:p>
@@ -10941,9 +10899,7 @@
               <w:t xml:space="preserve"> </w:t>
             </w:r>
             <w:r>
-              <w:t xml:space="preserve">478</w:t>
-              <w:noBreakHyphen/>
-              <w:t xml:space="preserve">7621</w:t>
+              <w:t xml:space="preserve">478-⁠7621</w:t>
             </w:r>
           </w:p>
           <w:p>
@@ -12008,7 +11964,7 @@
     <w:qFormat/>
     <w:pPr>
       <w:keepLines/>
-      <w:spacing w:before="0" w:after="140" w:line="552" w:lineRule="exact"/>
+      <w:spacing w:before="46" w:after="140" w:line="552" w:lineRule="exact"/>
     </w:pPr>
     <w:rPr>
       <w:sz w:val="24"/>
